--- a/Tailored_CVs/Shinoy_Looper_Engineering_Software_Test_Engineer.docx
+++ b/Tailored_CVs/Shinoy_Looper_Engineering_Software_Test_Engineer.docx
@@ -70,7 +70,7 @@
           <w:b w:val="0"/>
           <w:sz w:val="19"/>
         </w:rPr>
-        <w:t>I am a QA automation engineer with over eight years of experience building test frameworks using Python, Java, and CI/CD pipelines. I focus on translating system requirements into practical test strategies that fit well within collaborative engineering teams. My background includes automating workflows and validating software behavior across different deployment environments.</w:t>
+        <w:t>I am a QA automation engineer with experience building test frameworks using Python, Java, and CI/CD tools. My background includes writing test plans, analyzing results, and working with development teams in technical environments. I hold a valid EU residence permit and am based near Amsterdam.</w:t>
       </w:r>
     </w:p>
     <w:p>
@@ -288,7 +288,7 @@
           <w:b w:val="0"/>
           <w:sz w:val="18"/>
         </w:rPr>
-        <w:t>▸ Developed and maintained automated test frameworks using Python, Java, and Selenium to validate software behavior across different environments.</w:t>
+        <w:t>▸ Developed and maintained automated test frameworks utilizing Python, Java, and BDD Cucumber approaches for software applications.</w:t>
       </w:r>
     </w:p>
     <w:p>
@@ -301,7 +301,7 @@
           <w:b w:val="0"/>
           <w:sz w:val="18"/>
         </w:rPr>
-        <w:t>▸ Translated software requirements and technical specs into practical test plans and execution strategies.</w:t>
+        <w:t>▸ Translated software requirements into structured test plans and validation strategies to catch defects early in the cycle.</w:t>
       </w:r>
     </w:p>
     <w:p>
@@ -314,7 +314,7 @@
           <w:b w:val="0"/>
           <w:sz w:val="18"/>
         </w:rPr>
-        <w:t>▸ Integrated automated test builds into CI/CD pipelines using Jenkins and AWS to support continuous delivery.</w:t>
+        <w:t>▸ Analyzed test results, debugged software issues, and collaborated with developers to improve overall system reliability.</w:t>
       </w:r>
     </w:p>
     <w:p>
@@ -327,7 +327,7 @@
           <w:b w:val="0"/>
           <w:sz w:val="18"/>
         </w:rPr>
-        <w:t>▸ Streamlined test generation scripts and deployment tasks by using Gemini Code Assist to improve overall testing efficiency.</w:t>
+        <w:t>▸ Streamlined test generation and deployment scripts using AI tooling such as Gemini Code Assist to speed up daily workflows.</w:t>
       </w:r>
     </w:p>
     <w:p>

--- a/Tailored_CVs/Shinoy_Looper_Engineering_Software_Test_Engineer.docx
+++ b/Tailored_CVs/Shinoy_Looper_Engineering_Software_Test_Engineer.docx
@@ -70,7 +70,7 @@
           <w:b w:val="0"/>
           <w:sz w:val="19"/>
         </w:rPr>
-        <w:t>I am a QA automation engineer with experience building test frameworks using Python, Java, and CI/CD tools. My background includes writing test plans, analyzing results, and working with development teams in technical environments. I hold a valid EU residence permit and am based near Amsterdam.</w:t>
+        <w:t>I am a QA automation engineer with experience building test frameworks using Python, Java, and CI/CD pipelines. My background includes translating software requirements into test plans and working closely with developers in technical environments. I hold a valid EU residence permit and am based near Amstelveen.</w:t>
       </w:r>
     </w:p>
     <w:p>
@@ -288,7 +288,7 @@
           <w:b w:val="0"/>
           <w:sz w:val="18"/>
         </w:rPr>
-        <w:t>▸ Developed and maintained automated test frameworks utilizing Python, Java, and BDD Cucumber approaches for software applications.</w:t>
+        <w:t>▸ Developed and maintained automated test frameworks utilizing Python, Java, and BDD Cucumber for complex software workflows.</w:t>
       </w:r>
     </w:p>
     <w:p>
@@ -301,7 +301,7 @@
           <w:b w:val="0"/>
           <w:sz w:val="18"/>
         </w:rPr>
-        <w:t>▸ Translated software requirements into structured test plans and validation strategies to catch defects early in the cycle.</w:t>
+        <w:t>▸ Translated system and software requirements into structured test plans and validation strategies for various client applications.</w:t>
       </w:r>
     </w:p>
     <w:p>
@@ -314,7 +314,7 @@
           <w:b w:val="0"/>
           <w:sz w:val="18"/>
         </w:rPr>
-        <w:t>▸ Analyzed test results, debugged software issues, and collaborated with developers to improve overall system reliability.</w:t>
+        <w:t>▸ Configured and managed CI/CD pipelines using Jenkins and Docker to run automated test suites and maintain release stability.</w:t>
       </w:r>
     </w:p>
     <w:p>
@@ -327,7 +327,7 @@
           <w:b w:val="0"/>
           <w:sz w:val="18"/>
         </w:rPr>
-        <w:t>▸ Streamlined test generation and deployment scripts using AI tooling such as Gemini Code Assist to speed up daily workflows.</w:t>
+        <w:t>▸ Analyzed test results, debugged software issues, and collaborated with crossfunctional teams to improve overall product quality.</w:t>
       </w:r>
     </w:p>
     <w:p>

--- a/Tailored_CVs/Shinoy_Looper_Engineering_Software_Test_Engineer.docx
+++ b/Tailored_CVs/Shinoy_Looper_Engineering_Software_Test_Engineer.docx
@@ -70,7 +70,7 @@
           <w:b w:val="0"/>
           <w:sz w:val="19"/>
         </w:rPr>
-        <w:t>I am a QA automation engineer with experience building test frameworks using Python, Java, and CI/CD pipelines. My background includes translating software requirements into test plans and working closely with developers in technical environments. I hold a valid EU residence permit and am based near Amstelveen.</w:t>
+        <w:t>I am a QA automation engineer with over eight years of experience building test frameworks using Python, Java, and CI/CD pipelines. My background includes translating software requirements into structured test plans and validating complex workflows in tech environments. I am based in Amstelveen with a valid EU residence permit and look forward to contributing to your engineering team.</w:t>
       </w:r>
     </w:p>
     <w:p>
@@ -288,7 +288,7 @@
           <w:b w:val="0"/>
           <w:sz w:val="18"/>
         </w:rPr>
-        <w:t>▸ Developed and maintained automated test frameworks utilizing Python, Java, and BDD Cucumber for complex software workflows.</w:t>
+        <w:t>▸ Developed and maintained automated test frameworks utilizing Python and Java to validate software functionality and ensure release stability.</w:t>
       </w:r>
     </w:p>
     <w:p>
@@ -301,7 +301,7 @@
           <w:b w:val="0"/>
           <w:sz w:val="18"/>
         </w:rPr>
-        <w:t>▸ Translated system and software requirements into structured test plans and validation strategies for various client applications.</w:t>
+        <w:t>▸ Translated system and software requirements into clear test plans and structured testing strategies.</w:t>
       </w:r>
     </w:p>
     <w:p>
@@ -314,7 +314,7 @@
           <w:b w:val="0"/>
           <w:sz w:val="18"/>
         </w:rPr>
-        <w:t>▸ Configured and managed CI/CD pipelines using Jenkins and Docker to run automated test suites and maintain release stability.</w:t>
+        <w:t>▸ Integrated automated regression test builds into CI/CD pipelines using Jenkins and cloud environments.</w:t>
       </w:r>
     </w:p>
     <w:p>
@@ -327,7 +327,7 @@
           <w:b w:val="0"/>
           <w:sz w:val="18"/>
         </w:rPr>
-        <w:t>▸ Analyzed test results, debugged software issues, and collaborated with crossfunctional teams to improve overall product quality.</w:t>
+        <w:t>▸ Analyzed test results and debugged software issues to support continuous improvement across development cycles.</w:t>
       </w:r>
     </w:p>
     <w:p>

--- a/Tailored_CVs/Shinoy_Looper_Engineering_Software_Test_Engineer.docx
+++ b/Tailored_CVs/Shinoy_Looper_Engineering_Software_Test_Engineer.docx
@@ -70,7 +70,7 @@
           <w:b w:val="0"/>
           <w:sz w:val="19"/>
         </w:rPr>
-        <w:t>I am a QA automation engineer with over eight years of experience building test frameworks using Python, Java, and CI/CD pipelines. My background includes translating software requirements into structured test plans and validating complex workflows in tech environments. I am based in Amstelveen with a valid EU residence permit and look forward to contributing to your engineering team.</w:t>
+        <w:t>I am a QA automation engineer with over eight years of experience building test frameworks using Python, Java, and CI/CD pipelines. I focus on translating system requirements into practical test strategies and analyzing results to improve software quality. My background includes working with cross-functional teams in technical environments to ensure reliable delivery.</w:t>
       </w:r>
     </w:p>
     <w:p>
@@ -288,7 +288,7 @@
           <w:b w:val="0"/>
           <w:sz w:val="18"/>
         </w:rPr>
-        <w:t>▸ Developed and maintained automated test frameworks utilizing Python and Java to validate software functionality and ensure release stability.</w:t>
+        <w:t>▸ Developed and maintained automated test frameworks utilizing Python and Java within CI/CD pipelines to validate software performance.</w:t>
       </w:r>
     </w:p>
     <w:p>
@@ -301,7 +301,7 @@
           <w:b w:val="0"/>
           <w:sz w:val="18"/>
         </w:rPr>
-        <w:t>▸ Translated system and software requirements into clear test plans and structured testing strategies.</w:t>
+        <w:t>▸ Translated software requirements into structured test plans and strategies to ensure coverage across technical workflows.</w:t>
       </w:r>
     </w:p>
     <w:p>
@@ -314,7 +314,7 @@
           <w:b w:val="0"/>
           <w:sz w:val="18"/>
         </w:rPr>
-        <w:t>▸ Integrated automated regression test builds into CI/CD pipelines using Jenkins and cloud environments.</w:t>
+        <w:t>▸ Analyzed test results and debugged software issues to support continuous improvement and release stability.</w:t>
       </w:r>
     </w:p>
     <w:p>
@@ -327,7 +327,7 @@
           <w:b w:val="0"/>
           <w:sz w:val="18"/>
         </w:rPr>
-        <w:t>▸ Analyzed test results and debugged software issues to support continuous improvement across development cycles.</w:t>
+        <w:t>▸ Streamlined test generation and deployment scripts using AI tools like Gemini Code Assist to speed up validation tasks.</w:t>
       </w:r>
     </w:p>
     <w:p>

--- a/Tailored_CVs/Shinoy_Looper_Engineering_Software_Test_Engineer.docx
+++ b/Tailored_CVs/Shinoy_Looper_Engineering_Software_Test_Engineer.docx
@@ -70,7 +70,7 @@
           <w:b w:val="0"/>
           <w:sz w:val="19"/>
         </w:rPr>
-        <w:t>I am a QA automation engineer with over eight years of experience building test frameworks using Python, Java, and CI/CD pipelines. I focus on translating system requirements into practical test strategies and analyzing results to improve software quality. My background includes working with cross-functional teams in technical environments to ensure reliable delivery.</w:t>
+        <w:t>I am a QA automation engineer with over eight years of experience building test frameworks using Python, Java, and CI/CD pipelines. I focus on translating system requirements into practical test strategies and analyzing results to improve software quality. Currently holding a valid EU residence permit, I am based near Amsterdam and ready to contribute to technical testing tasks.</w:t>
       </w:r>
     </w:p>
     <w:p>
@@ -288,7 +288,7 @@
           <w:b w:val="0"/>
           <w:sz w:val="18"/>
         </w:rPr>
-        <w:t>▸ Developed and maintained automated test frameworks utilizing Python and Java within CI/CD pipelines to validate software performance.</w:t>
+        <w:t>▸ Developed and maintained automated test frameworks utilizing Python, Java, and CI/CD tools to support reliable software releases.</w:t>
       </w:r>
     </w:p>
     <w:p>
@@ -301,7 +301,7 @@
           <w:b w:val="0"/>
           <w:sz w:val="18"/>
         </w:rPr>
-        <w:t>▸ Translated software requirements into structured test plans and strategies to ensure coverage across technical workflows.</w:t>
+        <w:t>▸ Translated technical system requirements and software features into clear test plans and test scripts.</w:t>
       </w:r>
     </w:p>
     <w:p>
@@ -314,7 +314,7 @@
           <w:b w:val="0"/>
           <w:sz w:val="18"/>
         </w:rPr>
-        <w:t>▸ Analyzed test results and debugged software issues to support continuous improvement and release stability.</w:t>
+        <w:t>▸ Analyzed test results, tracked issues, and worked with developers to debug software problems.</w:t>
       </w:r>
     </w:p>
     <w:p>
@@ -327,7 +327,7 @@
           <w:b w:val="0"/>
           <w:sz w:val="18"/>
         </w:rPr>
-        <w:t>▸ Streamlined test generation and deployment scripts using AI tools like Gemini Code Assist to speed up validation tasks.</w:t>
+        <w:t>▸ Streamlined test script generation and deployment tasks using AI tooling like Gemini Code Assist.</w:t>
       </w:r>
     </w:p>
     <w:p>

--- a/Tailored_CVs/Shinoy_Looper_Engineering_Software_Test_Engineer.docx
+++ b/Tailored_CVs/Shinoy_Looper_Engineering_Software_Test_Engineer.docx
@@ -70,7 +70,7 @@
           <w:b w:val="0"/>
           <w:sz w:val="19"/>
         </w:rPr>
-        <w:t>I am a QA automation engineer with over eight years of experience building test frameworks using Python, Java, and CI/CD pipelines. I focus on translating system requirements into practical test strategies and analyzing results to improve software quality. Currently holding a valid EU residence permit, I am based near Amsterdam and ready to contribute to technical testing tasks.</w:t>
+        <w:t>I am a QA automation engineer with experience building test frameworks using Python, Java, and CI/CD tools. My background includes writing test plans, analyzing results, and working with cross-functional teams in tech environments. I hold a valid EU residence permit and live nearby in Amstelveen.</w:t>
       </w:r>
     </w:p>
     <w:p>
@@ -288,7 +288,7 @@
           <w:b w:val="0"/>
           <w:sz w:val="18"/>
         </w:rPr>
-        <w:t>▸ Developed and maintained automated test frameworks utilizing Python, Java, and CI/CD tools to support reliable software releases.</w:t>
+        <w:t>▸ Developed and maintained automated test frameworks utilizing Python, Java, and CI/CD pipelines to support software releases.</w:t>
       </w:r>
     </w:p>
     <w:p>
@@ -301,7 +301,7 @@
           <w:b w:val="0"/>
           <w:sz w:val="18"/>
         </w:rPr>
-        <w:t>▸ Translated technical system requirements and software features into clear test plans and test scripts.</w:t>
+        <w:t>▸ Translated software requirements into clear test plans and testing strategies for development teams.</w:t>
       </w:r>
     </w:p>
     <w:p>
@@ -314,7 +314,7 @@
           <w:b w:val="0"/>
           <w:sz w:val="18"/>
         </w:rPr>
-        <w:t>▸ Analyzed test results, tracked issues, and worked with developers to debug software problems.</w:t>
+        <w:t>▸ Analyzed test results, debugged software issues, and collaborated with developers to fix bugs.</w:t>
       </w:r>
     </w:p>
     <w:p>
@@ -327,7 +327,7 @@
           <w:b w:val="0"/>
           <w:sz w:val="18"/>
         </w:rPr>
-        <w:t>▸ Streamlined test script generation and deployment tasks using AI tooling like Gemini Code Assist.</w:t>
+        <w:t>▸ Streamlined test generation scripts and workflows using AI tools like Gemini Code Assist.</w:t>
       </w:r>
     </w:p>
     <w:p>

--- a/Tailored_CVs/Shinoy_Looper_Engineering_Software_Test_Engineer.docx
+++ b/Tailored_CVs/Shinoy_Looper_Engineering_Software_Test_Engineer.docx
@@ -70,7 +70,7 @@
           <w:b w:val="0"/>
           <w:sz w:val="19"/>
         </w:rPr>
-        <w:t>I am a QA automation engineer with experience building test frameworks using Python, Java, and CI/CD tools. My background includes writing test plans, analyzing results, and working with cross-functional teams in tech environments. I hold a valid EU residence permit and live nearby in Amstelveen.</w:t>
+        <w:t>I am a QA automation engineer with over eight years of experience building test frameworks using Python, Java, and CI/CD pipelines. My background includes translating software requirements into test plans and working closely with development teams in high-tech environments. I hold a valid EU residence permit and am based near Amsterdam.</w:t>
       </w:r>
     </w:p>
     <w:p>
@@ -288,7 +288,7 @@
           <w:b w:val="0"/>
           <w:sz w:val="18"/>
         </w:rPr>
-        <w:t>▸ Developed and maintained automated test frameworks utilizing Python, Java, and CI/CD pipelines to support software releases.</w:t>
+        <w:t>▸ Developed and maintained automated test frameworks utilizing Python, Java, and CI/CD tools to support software validation.</w:t>
       </w:r>
     </w:p>
     <w:p>
@@ -301,7 +301,7 @@
           <w:b w:val="0"/>
           <w:sz w:val="18"/>
         </w:rPr>
-        <w:t>▸ Translated software requirements into clear test plans and testing strategies for development teams.</w:t>
+        <w:t>▸ Translated system and software requirements into structured test plans and strategies for financial and technical workflows.</w:t>
       </w:r>
     </w:p>
     <w:p>
@@ -314,7 +314,7 @@
           <w:b w:val="0"/>
           <w:sz w:val="18"/>
         </w:rPr>
-        <w:t>▸ Analyzed test results, debugged software issues, and collaborated with developers to fix bugs.</w:t>
+        <w:t>▸ Analyzed test results, handled defect tracking in JIRA, and contributed to debugging software issues to ensure reliability.</w:t>
       </w:r>
     </w:p>
     <w:p>
@@ -327,7 +327,7 @@
           <w:b w:val="0"/>
           <w:sz w:val="18"/>
         </w:rPr>
-        <w:t>▸ Streamlined test generation scripts and workflows using AI tools like Gemini Code Assist.</w:t>
+        <w:t>▸ Streamlined test generation and deployment scripts utilizing AI tools like Gemini Code Assist to improve execution efficiency.</w:t>
       </w:r>
     </w:p>
     <w:p>

--- a/Tailored_CVs/Shinoy_Looper_Engineering_Software_Test_Engineer.docx
+++ b/Tailored_CVs/Shinoy_Looper_Engineering_Software_Test_Engineer.docx
@@ -70,7 +70,7 @@
           <w:b w:val="0"/>
           <w:sz w:val="19"/>
         </w:rPr>
-        <w:t>I am a QA automation engineer with over eight years of experience building test frameworks using Python, Java, and CI/CD pipelines. My background includes translating software requirements into test plans and working closely with development teams in high-tech environments. I hold a valid EU residence permit and am based near Amsterdam.</w:t>
+        <w:t>I am a QA automation engineer with experience building test frameworks using Python, Java, and CI/CD tools. My background includes writing test plans, analyzing results, and working with development teams in technical environments. I hold a valid EU residence permit and live nearby in Amstelveen.</w:t>
       </w:r>
     </w:p>
     <w:p>
@@ -288,7 +288,7 @@
           <w:b w:val="0"/>
           <w:sz w:val="18"/>
         </w:rPr>
-        <w:t>▸ Developed and maintained automated test frameworks utilizing Python, Java, and CI/CD tools to support software validation.</w:t>
+        <w:t>▸ Developed and maintained automated test frameworks utilizing Python, Java, and TypeScript WDIO within agile environments.</w:t>
       </w:r>
     </w:p>
     <w:p>
@@ -301,7 +301,7 @@
           <w:b w:val="0"/>
           <w:sz w:val="18"/>
         </w:rPr>
-        <w:t>▸ Translated system and software requirements into structured test plans and strategies for financial and technical workflows.</w:t>
+        <w:t>▸ Integrated automated regression test builds into CI/CD pipelines using Jenkins, AWS, and Docker.</w:t>
       </w:r>
     </w:p>
     <w:p>
@@ -314,7 +314,7 @@
           <w:b w:val="0"/>
           <w:sz w:val="18"/>
         </w:rPr>
-        <w:t>▸ Analyzed test results, handled defect tracking in JIRA, and contributed to debugging software issues to ensure reliability.</w:t>
+        <w:t>▸ Translated software requirements into structured test plans and validation strategies for backend and microservices workflows.</w:t>
       </w:r>
     </w:p>
     <w:p>
@@ -327,7 +327,7 @@
           <w:b w:val="0"/>
           <w:sz w:val="18"/>
         </w:rPr>
-        <w:t>▸ Streamlined test generation and deployment scripts utilizing AI tools like Gemini Code Assist to improve execution efficiency.</w:t>
+        <w:t>▸ Streamlined test generation and deployment scripts utilizing AI tools like Gemini Code Assist to improve team efficiency.</w:t>
       </w:r>
     </w:p>
     <w:p>

--- a/Tailored_CVs/Shinoy_Looper_Engineering_Software_Test_Engineer.docx
+++ b/Tailored_CVs/Shinoy_Looper_Engineering_Software_Test_Engineer.docx
@@ -70,7 +70,7 @@
           <w:b w:val="0"/>
           <w:sz w:val="19"/>
         </w:rPr>
-        <w:t>I am a QA automation engineer with experience building test frameworks using Python, Java, and CI/CD tools. My background includes writing test plans, analyzing results, and working with development teams in technical environments. I hold a valid EU residence permit and live nearby in Amstelveen.</w:t>
+        <w:t>I am a QA automation engineer with over eight years of experience building test frameworks using Python, Java, and CI/CD pipelines. My background includes translating software requirements into test strategies and working closely with development teams in technical environments. I hold a valid EU residence permit and am based near Amsterdam.</w:t>
       </w:r>
     </w:p>
     <w:p>
@@ -288,7 +288,7 @@
           <w:b w:val="0"/>
           <w:sz w:val="18"/>
         </w:rPr>
-        <w:t>▸ Developed and maintained automated test frameworks utilizing Python, Java, and TypeScript WDIO within agile environments.</w:t>
+        <w:t>▸ Developed and maintained automated test frameworks utilizing Python and Java to validate software functionality and ensure release stability.</w:t>
       </w:r>
     </w:p>
     <w:p>
@@ -301,7 +301,7 @@
           <w:b w:val="0"/>
           <w:sz w:val="18"/>
         </w:rPr>
-        <w:t>▸ Integrated automated regression test builds into CI/CD pipelines using Jenkins, AWS, and Docker.</w:t>
+        <w:t>▸ Translated system and software requirements into structured test plans and execution strategies aligned with project goals.</w:t>
       </w:r>
     </w:p>
     <w:p>
@@ -314,7 +314,7 @@
           <w:b w:val="0"/>
           <w:sz w:val="18"/>
         </w:rPr>
-        <w:t>▸ Translated software requirements into structured test plans and validation strategies for backend and microservices workflows.</w:t>
+        <w:t>▸ Integrated automated test builds into CI/CD pipelines using Jenkins and cloud environments to support continuous delivery cycles.</w:t>
       </w:r>
     </w:p>
     <w:p>
@@ -327,7 +327,7 @@
           <w:b w:val="0"/>
           <w:sz w:val="18"/>
         </w:rPr>
-        <w:t>▸ Streamlined test generation and deployment scripts utilizing AI tools like Gemini Code Assist to improve team efficiency.</w:t>
+        <w:t>▸ Analyzed test results, debugged software issues, and collaborated with multidisciplinary teams to improve overall product quality.</w:t>
       </w:r>
     </w:p>
     <w:p>

--- a/Tailored_CVs/Shinoy_Looper_Engineering_Software_Test_Engineer.docx
+++ b/Tailored_CVs/Shinoy_Looper_Engineering_Software_Test_Engineer.docx
@@ -70,7 +70,7 @@
           <w:b w:val="0"/>
           <w:sz w:val="19"/>
         </w:rPr>
-        <w:t>I am a QA automation engineer with over eight years of experience building test frameworks using Python, Java, and CI/CD pipelines. My background includes translating software requirements into test strategies and working closely with development teams in technical environments. I hold a valid EU residence permit and am based near Amsterdam.</w:t>
+        <w:t>I am a QA automation engineer with over eight years of experience building test frameworks using Python, Java, and TypeScript. My background includes setting up CI/CD pipelines and working closely with developers to validate software systems. I bring a practical approach to test planning, debugging, and maintaining reliable release processes in complex environments.</w:t>
       </w:r>
     </w:p>
     <w:p>
@@ -288,7 +288,7 @@
           <w:b w:val="0"/>
           <w:sz w:val="18"/>
         </w:rPr>
-        <w:t>▸ Developed and maintained automated test frameworks utilizing Python and Java to validate software functionality and ensure release stability.</w:t>
+        <w:t>▸ Developed and maintained automated test frameworks using Python and Java across multiple client projects to validate core system functionality.</w:t>
       </w:r>
     </w:p>
     <w:p>
@@ -301,7 +301,7 @@
           <w:b w:val="0"/>
           <w:sz w:val="18"/>
         </w:rPr>
-        <w:t>▸ Translated system and software requirements into structured test plans and execution strategies aligned with project goals.</w:t>
+        <w:t>▸ Translated software requirements into structured test plans and executed regression suites to catch issues before deployment.</w:t>
       </w:r>
     </w:p>
     <w:p>
@@ -314,7 +314,7 @@
           <w:b w:val="0"/>
           <w:sz w:val="18"/>
         </w:rPr>
-        <w:t>▸ Integrated automated test builds into CI/CD pipelines using Jenkins and cloud environments to support continuous delivery cycles.</w:t>
+        <w:t>▸ Integrated automated test builds into CI/CD pipelines using Jenkins and Docker to ensure continuous validation.</w:t>
       </w:r>
     </w:p>
     <w:p>
@@ -327,7 +327,7 @@
           <w:b w:val="0"/>
           <w:sz w:val="18"/>
         </w:rPr>
-        <w:t>▸ Analyzed test results, debugged software issues, and collaborated with multidisciplinary teams to improve overall product quality.</w:t>
+        <w:t>▸ Analyzed test results and tracked defects using JIRA, working alongside development teams to debug and resolve software issues.</w:t>
       </w:r>
     </w:p>
     <w:p>

--- a/Tailored_CVs/Shinoy_Looper_Engineering_Software_Test_Engineer.docx
+++ b/Tailored_CVs/Shinoy_Looper_Engineering_Software_Test_Engineer.docx
@@ -70,7 +70,7 @@
           <w:b w:val="0"/>
           <w:sz w:val="19"/>
         </w:rPr>
-        <w:t>I am a QA automation engineer with over eight years of experience building test frameworks using Python, Java, and TypeScript. My background includes setting up CI/CD pipelines and working closely with developers to validate software systems. I bring a practical approach to test planning, debugging, and maintaining reliable release processes in complex environments.</w:t>
+        <w:t>I am a QA automation engineer with over eight years of experience building test frameworks using Python, Java, and CI/CD pipelines. I focus on translating system requirements into practical test strategies and analyzing results to improve software quality. Currently based in Amstelveen with a valid EU residence permit, I enjoy working in technical environments where software and systems meet.</w:t>
       </w:r>
     </w:p>
     <w:p>
@@ -288,7 +288,7 @@
           <w:b w:val="0"/>
           <w:sz w:val="18"/>
         </w:rPr>
-        <w:t>▸ Developed and maintained automated test frameworks using Python and Java across multiple client projects to validate core system functionality.</w:t>
+        <w:t>▸ Developed and maintained automated test frameworks utilizing Python, Java, and BDD Cucumber for complex banking and financial software workflows.</w:t>
       </w:r>
     </w:p>
     <w:p>
@@ -301,7 +301,7 @@
           <w:b w:val="0"/>
           <w:sz w:val="18"/>
         </w:rPr>
-        <w:t>▸ Translated software requirements into structured test plans and executed regression suites to catch issues before deployment.</w:t>
+        <w:t>▸ Built automated CI/CD pipelines with Jenkins, AWS, and Terraform to run regression tests and provision test environments efficiently.</w:t>
       </w:r>
     </w:p>
     <w:p>
@@ -314,7 +314,7 @@
           <w:b w:val="0"/>
           <w:sz w:val="18"/>
         </w:rPr>
-        <w:t>▸ Integrated automated test builds into CI/CD pipelines using Jenkins and Docker to ensure continuous validation.</w:t>
+        <w:t>▸ Streamlined test generation and deployment scripts by utilizing AI tools like Gemini Code Assist during everyday release cycles.</w:t>
       </w:r>
     </w:p>
     <w:p>
@@ -327,7 +327,7 @@
           <w:b w:val="0"/>
           <w:sz w:val="18"/>
         </w:rPr>
-        <w:t>▸ Analyzed test results and tracked defects using JIRA, working alongside development teams to debug and resolve software issues.</w:t>
+        <w:t>▸ Analyzed test results, debugged software defects, and tracked issues in Jira to ensure high release stability across multidisciplinary teams.</w:t>
       </w:r>
     </w:p>
     <w:p>

--- a/Tailored_CVs/Shinoy_Looper_Engineering_Software_Test_Engineer.docx
+++ b/Tailored_CVs/Shinoy_Looper_Engineering_Software_Test_Engineer.docx
@@ -70,7 +70,7 @@
           <w:b w:val="0"/>
           <w:sz w:val="19"/>
         </w:rPr>
-        <w:t>I am a QA automation engineer with over eight years of experience building test frameworks using Python, Java, and CI/CD pipelines. I focus on translating system requirements into practical test strategies and analyzing results to improve software quality. Currently based in Amstelveen with a valid EU residence permit, I enjoy working in technical environments where software and systems meet.</w:t>
+        <w:t>I am a QA automation engineer with over 8 years of experience building testing frameworks and CI/CD pipelines. My background includes writing test scripts and working with automation tools like Java Selenium and Playwright. I also have experience streamlining test workflows using Gemini Code Assist.</w:t>
       </w:r>
     </w:p>
     <w:p>
@@ -288,7 +288,7 @@
           <w:b w:val="0"/>
           <w:sz w:val="18"/>
         </w:rPr>
-        <w:t>▸ Developed and maintained automated test frameworks utilizing Python, Java, and BDD Cucumber for complex banking and financial software workflows.</w:t>
+        <w:t>▸ Developed and maintained automated test frameworks using Java and Playwright to support microservices architectures.</w:t>
       </w:r>
     </w:p>
     <w:p>
@@ -301,7 +301,7 @@
           <w:b w:val="0"/>
           <w:sz w:val="18"/>
         </w:rPr>
-        <w:t>▸ Built automated CI/CD pipelines with Jenkins, AWS, and Terraform to run regression tests and provision test environments efficiently.</w:t>
+        <w:t>▸ Built automated CI/CD pipelines and managed test environments using Jenkins, AWS, and Terraform.</w:t>
       </w:r>
     </w:p>
     <w:p>
@@ -314,7 +314,7 @@
           <w:b w:val="0"/>
           <w:sz w:val="18"/>
         </w:rPr>
-        <w:t>▸ Streamlined test generation and deployment scripts by utilizing AI tools like Gemini Code Assist during everyday release cycles.</w:t>
+        <w:t>▸ Executed complex SQL queries to validate backend data integrity and support credit risk workflows.</w:t>
       </w:r>
     </w:p>
     <w:p>
@@ -327,7 +327,7 @@
           <w:b w:val="0"/>
           <w:sz w:val="18"/>
         </w:rPr>
-        <w:t>▸ Analyzed test results, debugged software defects, and tracked issues in Jira to ensure high release stability across multidisciplinary teams.</w:t>
+        <w:t>▸ Streamlined test generation scripts using Gemini Code Assist to improve deployment efficiency.</w:t>
       </w:r>
     </w:p>
     <w:p>

--- a/Tailored_CVs/Shinoy_Looper_Engineering_Software_Test_Engineer.docx
+++ b/Tailored_CVs/Shinoy_Looper_Engineering_Software_Test_Engineer.docx
@@ -70,7 +70,7 @@
           <w:b w:val="0"/>
           <w:sz w:val="19"/>
         </w:rPr>
-        <w:t>I am a QA automation engineer with over 8 years of experience building testing frameworks and CI/CD pipelines. My background includes writing test scripts and working with automation tools like Java Selenium and Playwright. I also have experience streamlining test workflows using Gemini Code Assist.</w:t>
+        <w:t>I am a QA automation engineer with experience building test frameworks using Python, Java, and CI/CD pipelines. My background includes translating technical requirements into test plans and analyzing results within financial systems. I hold a valid EU residence permit and live in Amstelveen.</w:t>
       </w:r>
     </w:p>
     <w:p>
@@ -288,7 +288,7 @@
           <w:b w:val="0"/>
           <w:sz w:val="18"/>
         </w:rPr>
-        <w:t>▸ Developed and maintained automated test frameworks using Java and Playwright to support microservices architectures.</w:t>
+        <w:t>▸ Developed and maintained automated test frameworks utilizing Python, Java, and BDD Cucumber approaches for banking platforms.</w:t>
       </w:r>
     </w:p>
     <w:p>
@@ -301,7 +301,7 @@
           <w:b w:val="0"/>
           <w:sz w:val="18"/>
         </w:rPr>
-        <w:t>▸ Built automated CI/CD pipelines and managed test environments using Jenkins, AWS, and Terraform.</w:t>
+        <w:t>▸ Integrated CI/CD pipelines and scheduled automated regression test builds using Jenkins to support continuous software delivery.</w:t>
       </w:r>
     </w:p>
     <w:p>
@@ -314,7 +314,7 @@
           <w:b w:val="0"/>
           <w:sz w:val="18"/>
         </w:rPr>
-        <w:t>▸ Executed complex SQL queries to validate backend data integrity and support credit risk workflows.</w:t>
+        <w:t>▸ Translated system requirements into test strategies and analyzed test results to debug software issues.</w:t>
       </w:r>
     </w:p>
     <w:p>
@@ -327,7 +327,7 @@
           <w:b w:val="0"/>
           <w:sz w:val="18"/>
         </w:rPr>
-        <w:t>▸ Streamlined test generation scripts using Gemini Code Assist to improve deployment efficiency.</w:t>
+        <w:t>▸ Streamlined test generation and deployment scripts utilizing AI tools like Gemini Code Assist.</w:t>
       </w:r>
     </w:p>
     <w:p>

--- a/Tailored_CVs/Shinoy_Looper_Engineering_Software_Test_Engineer.docx
+++ b/Tailored_CVs/Shinoy_Looper_Engineering_Software_Test_Engineer.docx
@@ -70,7 +70,7 @@
           <w:b w:val="0"/>
           <w:sz w:val="19"/>
         </w:rPr>
-        <w:t>I am a QA automation engineer with experience building test frameworks using Python, Java, and CI/CD pipelines. My background includes translating technical requirements into test plans and analyzing results within financial systems. I hold a valid EU residence permit and live in Amstelveen.</w:t>
+        <w:t>I am a QA automation engineer with over 8 years of experience building test frameworks and CI/CD pipelines. My background includes working with Java, Python, and CI/CD tools to support software quality across financial and enterprise projects. I hold a valid EU residence permit and live nearby in Amstelveen.</w:t>
       </w:r>
     </w:p>
     <w:p>
@@ -288,7 +288,7 @@
           <w:b w:val="0"/>
           <w:sz w:val="18"/>
         </w:rPr>
-        <w:t>▸ Developed and maintained automated test frameworks utilizing Python, Java, and BDD Cucumber approaches for banking platforms.</w:t>
+        <w:t>▸ Developed and maintained automated test frameworks using Java Selenium and TypeScript to support software release cycles.</w:t>
       </w:r>
     </w:p>
     <w:p>
@@ -301,7 +301,7 @@
           <w:b w:val="0"/>
           <w:sz w:val="18"/>
         </w:rPr>
-        <w:t>▸ Integrated CI/CD pipelines and scheduled automated regression test builds using Jenkins to support continuous software delivery.</w:t>
+        <w:t>▸ Built and configured CI/CD pipelines and automated test runs using Jenkins and Git.</w:t>
       </w:r>
     </w:p>
     <w:p>
@@ -314,7 +314,7 @@
           <w:b w:val="0"/>
           <w:sz w:val="18"/>
         </w:rPr>
-        <w:t>▸ Translated system requirements into test strategies and analyzed test results to debug software issues.</w:t>
+        <w:t>▸ Translated technical requirements into test plans and executed database checks using Oracle SQL.</w:t>
       </w:r>
     </w:p>
     <w:p>
@@ -327,7 +327,7 @@
           <w:b w:val="0"/>
           <w:sz w:val="18"/>
         </w:rPr>
-        <w:t>▸ Streamlined test generation and deployment scripts utilizing AI tools like Gemini Code Assist.</w:t>
+        <w:t>▸ Collaborated with crossfunctional teams to analyze test results and reduce defect leakage.</w:t>
       </w:r>
     </w:p>
     <w:p>

--- a/Tailored_CVs/Shinoy_Looper_Engineering_Software_Test_Engineer.docx
+++ b/Tailored_CVs/Shinoy_Looper_Engineering_Software_Test_Engineer.docx
@@ -70,7 +70,7 @@
           <w:b w:val="0"/>
           <w:sz w:val="19"/>
         </w:rPr>
-        <w:t>I am a QA automation engineer with over 8 years of experience building test frameworks and CI/CD pipelines. My background includes working with Java, Python, and CI/CD tools to support software quality across financial and enterprise projects. I hold a valid EU residence permit and live nearby in Amstelveen.</w:t>
+        <w:t>I am a QA automation engineer with over 8 years of experience building testing frameworks and CI/CD pipelines in financial and tech environments. My background includes writing automated test scripts and working closely with development teams to find issues early. I hold a valid EU residence permit and am based in Amstelveen.</w:t>
       </w:r>
     </w:p>
     <w:p>
@@ -288,7 +288,7 @@
           <w:b w:val="0"/>
           <w:sz w:val="18"/>
         </w:rPr>
-        <w:t>▸ Developed and maintained automated test frameworks using Java Selenium and TypeScript to support software release cycles.</w:t>
+        <w:t>▸ Developed and maintained automated test frameworks using Python, Java Selenium, and TypeScript to support software and microservices delivery.</w:t>
       </w:r>
     </w:p>
     <w:p>
@@ -301,7 +301,7 @@
           <w:b w:val="0"/>
           <w:sz w:val="18"/>
         </w:rPr>
-        <w:t>▸ Built and configured CI/CD pipelines and automated test runs using Jenkins and Git.</w:t>
+        <w:t>▸ Built and managed CI/CD pipelines with Jenkins and AWS to run regular regression test builds and maintain stable deployment environments.</w:t>
       </w:r>
     </w:p>
     <w:p>
@@ -314,7 +314,7 @@
           <w:b w:val="0"/>
           <w:sz w:val="18"/>
         </w:rPr>
-        <w:t>▸ Translated technical requirements into test plans and executed database checks using Oracle SQL.</w:t>
+        <w:t>▸ Translated software requirements into clear test plans and automated scripts to validate functional workflows and data integrity.</w:t>
       </w:r>
     </w:p>
     <w:p>
@@ -327,7 +327,7 @@
           <w:b w:val="0"/>
           <w:sz w:val="18"/>
         </w:rPr>
-        <w:t>▸ Collaborated with crossfunctional teams to analyze test results and reduce defect leakage.</w:t>
+        <w:t>▸ Streamlined test generation and deployment scripts using Gemini Code Assist to improve overall testing efficiency.</w:t>
       </w:r>
     </w:p>
     <w:p>

--- a/Tailored_CVs/Shinoy_Looper_Engineering_Software_Test_Engineer.docx
+++ b/Tailored_CVs/Shinoy_Looper_Engineering_Software_Test_Engineer.docx
@@ -70,7 +70,7 @@
           <w:b w:val="0"/>
           <w:sz w:val="19"/>
         </w:rPr>
-        <w:t>I am a QA automation engineer with over 8 years of experience building testing frameworks and CI/CD pipelines in financial and tech environments. My background includes writing automated test scripts and working closely with development teams to find issues early. I hold a valid EU residence permit and am based in Amstelveen.</w:t>
+        <w:t>I am a QA Automation Engineer with over 8 years of experience building scalable test frameworks and CI/CD pipelines. My background includes developing automated tests using Java and Python-compatible environments, along with validating complex software systems. I live in Amstelveen with a valid EU residence permit and am ready to contribute to your technical team.</w:t>
       </w:r>
     </w:p>
     <w:p>
@@ -288,7 +288,7 @@
           <w:b w:val="0"/>
           <w:sz w:val="18"/>
         </w:rPr>
-        <w:t>▸ Developed and maintained automated test frameworks using Python, Java Selenium, and TypeScript to support software and microservices delivery.</w:t>
+        <w:t>▸ Developed and maintained automated test frameworks to validate software workflows and ensure high release stability.</w:t>
       </w:r>
     </w:p>
     <w:p>
@@ -301,7 +301,7 @@
           <w:b w:val="0"/>
           <w:sz w:val="18"/>
         </w:rPr>
-        <w:t>▸ Built and managed CI/CD pipelines with Jenkins and AWS to run regular regression test builds and maintain stable deployment environments.</w:t>
+        <w:t>▸ Built automated CI/CD pipelines using Jenkins, AWS, and Terraform to provision test environments and run scheduled regression builds.</w:t>
       </w:r>
     </w:p>
     <w:p>
@@ -314,7 +314,7 @@
           <w:b w:val="0"/>
           <w:sz w:val="18"/>
         </w:rPr>
-        <w:t>▸ Translated software requirements into clear test plans and automated scripts to validate functional workflows and data integrity.</w:t>
+        <w:t>▸ Translated software requirements into structured test plans and executed backend database validation using Oracle SQL.</w:t>
       </w:r>
     </w:p>
     <w:p>
@@ -327,7 +327,7 @@
           <w:b w:val="0"/>
           <w:sz w:val="18"/>
         </w:rPr>
-        <w:t>▸ Streamlined test generation and deployment scripts using Gemini Code Assist to improve overall testing efficiency.</w:t>
+        <w:t>▸ Streamlined test generation scripts using AI tools like Gemini Code Assist to improve overall testing efficiency.</w:t>
       </w:r>
     </w:p>
     <w:p>

--- a/Tailored_CVs/Shinoy_Looper_Engineering_Software_Test_Engineer.docx
+++ b/Tailored_CVs/Shinoy_Looper_Engineering_Software_Test_Engineer.docx
@@ -70,7 +70,7 @@
           <w:b w:val="0"/>
           <w:sz w:val="19"/>
         </w:rPr>
-        <w:t>I am a QA Automation Engineer with over 8 years of experience building scalable test frameworks and CI/CD pipelines. My background includes developing automated tests using Java and Python-compatible environments, along with validating complex software systems. I live in Amstelveen with a valid EU residence permit and am ready to contribute to your technical team.</w:t>
+        <w:t>I am a QA automation engineer with experience building test frameworks using Python, Java, and CI/CD tools. My background includes translating technical requirements into automated test solutions within financial and banking environments. I have worked on setting up test pipelines and scripting automated test workflows.</w:t>
       </w:r>
     </w:p>
     <w:p>
@@ -288,7 +288,7 @@
           <w:b w:val="0"/>
           <w:sz w:val="18"/>
         </w:rPr>
-        <w:t>▸ Developed and maintained automated test frameworks to validate software workflows and ensure high release stability.</w:t>
+        <w:t>▸ Developed and maintained automated test frameworks utilizing Python, Java, and Selenium within continuous integration pipelines.</w:t>
       </w:r>
     </w:p>
     <w:p>
@@ -301,7 +301,7 @@
           <w:b w:val="0"/>
           <w:sz w:val="18"/>
         </w:rPr>
-        <w:t>▸ Built automated CI/CD pipelines using Jenkins, AWS, and Terraform to provision test environments and run scheduled regression builds.</w:t>
+        <w:t>▸ Translated software requirements into structured test plans and execution strategies for complex banking systems.</w:t>
       </w:r>
     </w:p>
     <w:p>
@@ -314,7 +314,7 @@
           <w:b w:val="0"/>
           <w:sz w:val="18"/>
         </w:rPr>
-        <w:t>▸ Translated software requirements into structured test plans and executed backend database validation using Oracle SQL.</w:t>
+        <w:t>▸ Analyzed test results, debugged software issues, and coordinated with development teams to improve release stability.</w:t>
       </w:r>
     </w:p>
     <w:p>
@@ -327,7 +327,7 @@
           <w:b w:val="0"/>
           <w:sz w:val="18"/>
         </w:rPr>
-        <w:t>▸ Streamlined test generation scripts using AI tools like Gemini Code Assist to improve overall testing efficiency.</w:t>
+        <w:t>▸ Streamlined test generation scripts and deployment processes using Gemini Code Assist to improve efficiency.</w:t>
       </w:r>
     </w:p>
     <w:p>

--- a/Tailored_CVs/Shinoy_Looper_Engineering_Software_Test_Engineer.docx
+++ b/Tailored_CVs/Shinoy_Looper_Engineering_Software_Test_Engineer.docx
@@ -70,7 +70,7 @@
           <w:b w:val="0"/>
           <w:sz w:val="19"/>
         </w:rPr>
-        <w:t>I am a QA automation engineer with experience building test frameworks using Python, Java, and CI/CD tools. My background includes translating technical requirements into automated test solutions within financial and banking environments. I have worked on setting up test pipelines and scripting automated test workflows.</w:t>
+        <w:t>I am a QA Automation Engineer with over 8 years of experience building test frameworks and CI/CD pipelines. I have worked with Python, Java, and automated testing tools in financial and technical environments. I hold a valid EU residence permit and live in Amstelveen, so I am ready to start locally.</w:t>
       </w:r>
     </w:p>
     <w:p>
@@ -288,7 +288,7 @@
           <w:b w:val="0"/>
           <w:sz w:val="18"/>
         </w:rPr>
-        <w:t>▸ Developed and maintained automated test frameworks utilizing Python, Java, and Selenium within continuous integration pipelines.</w:t>
+        <w:t>▸ Developed and maintained automated test frameworks utilizing Python, Java, and Selenium for complex software environments.</w:t>
       </w:r>
     </w:p>
     <w:p>
@@ -301,7 +301,7 @@
           <w:b w:val="0"/>
           <w:sz w:val="18"/>
         </w:rPr>
-        <w:t>▸ Translated software requirements into structured test plans and execution strategies for complex banking systems.</w:t>
+        <w:t>▸ Translated technical system requirements into structured test plans and strategies to improve release quality.</w:t>
       </w:r>
     </w:p>
     <w:p>
@@ -314,7 +314,7 @@
           <w:b w:val="0"/>
           <w:sz w:val="18"/>
         </w:rPr>
-        <w:t>▸ Analyzed test results, debugged software issues, and coordinated with development teams to improve release stability.</w:t>
+        <w:t>▸ Integrated test suites into automated CI/CD pipelines using Jenkins, AWS, and Docker to support continuous deployment.</w:t>
       </w:r>
     </w:p>
     <w:p>
@@ -327,7 +327,7 @@
           <w:b w:val="0"/>
           <w:sz w:val="18"/>
         </w:rPr>
-        <w:t>▸ Streamlined test generation scripts and deployment processes using Gemini Code Assist to improve efficiency.</w:t>
+        <w:t>▸ Streamlined test script generation and deployment tasks by utilizing AI tools like Gemini Code Assist.</w:t>
       </w:r>
     </w:p>
     <w:p>

--- a/Tailored_CVs/Shinoy_Looper_Engineering_Software_Test_Engineer.docx
+++ b/Tailored_CVs/Shinoy_Looper_Engineering_Software_Test_Engineer.docx
@@ -70,7 +70,7 @@
           <w:b w:val="0"/>
           <w:sz w:val="19"/>
         </w:rPr>
-        <w:t>I am a QA Automation Engineer with over 8 years of experience building test frameworks and CI/CD pipelines. I have worked with Python, Java, and automated testing tools in financial and technical environments. I hold a valid EU residence permit and live in Amstelveen, so I am ready to start locally.</w:t>
+        <w:t>I am a QA Automation Engineer with over 8 years of experience building scalable test frameworks and CI/CD pipelines. My background includes developing automated tests with Python and Java, along with validating complex software systems. I hold a valid EU residence permit and am based near Amsterdam, ready to help your team deliver reliable software.</w:t>
       </w:r>
     </w:p>
     <w:p>
@@ -288,7 +288,7 @@
           <w:b w:val="0"/>
           <w:sz w:val="18"/>
         </w:rPr>
-        <w:t>▸ Developed and maintained automated test frameworks utilizing Python, Java, and Selenium for complex software environments.</w:t>
+        <w:t>▸ Developed and maintained automated test frameworks utilizing Python and Java to validate software reliability and system workflows.</w:t>
       </w:r>
     </w:p>
     <w:p>
@@ -301,7 +301,7 @@
           <w:b w:val="0"/>
           <w:sz w:val="18"/>
         </w:rPr>
-        <w:t>▸ Translated technical system requirements into structured test plans and strategies to improve release quality.</w:t>
+        <w:t>▸ Created and executed test plans by translating software requirements into structured test strategies.</w:t>
       </w:r>
     </w:p>
     <w:p>
@@ -314,7 +314,7 @@
           <w:b w:val="0"/>
           <w:sz w:val="18"/>
         </w:rPr>
-        <w:t>▸ Integrated test suites into automated CI/CD pipelines using Jenkins, AWS, and Docker to support continuous deployment.</w:t>
+        <w:t>▸ Implemented CI/CD pipelines with Jenkins and AWS to run automated regression tests and maintain continuous delivery.</w:t>
       </w:r>
     </w:p>
     <w:p>
@@ -327,7 +327,7 @@
           <w:b w:val="0"/>
           <w:sz w:val="18"/>
         </w:rPr>
-        <w:t>▸ Streamlined test script generation and deployment tasks by utilizing AI tools like Gemini Code Assist.</w:t>
+        <w:t>▸ Streamlined test generation scripts and workflows using AI tools like Gemini Code Assist.</w:t>
       </w:r>
     </w:p>
     <w:p>

--- a/Tailored_CVs/Shinoy_Looper_Engineering_Software_Test_Engineer.docx
+++ b/Tailored_CVs/Shinoy_Looper_Engineering_Software_Test_Engineer.docx
@@ -70,7 +70,7 @@
           <w:b w:val="0"/>
           <w:sz w:val="19"/>
         </w:rPr>
-        <w:t>I am a QA Automation Engineer with over 8 years of experience building scalable test frameworks and CI/CD pipelines. My background includes developing automated tests with Python and Java, along with validating complex software systems. I hold a valid EU residence permit and am based near Amsterdam, ready to help your team deliver reliable software.</w:t>
+        <w:t>I am a QA Automation Engineer with over 8 years of experience building scalable test frameworks and CI/CD pipelines. My background includes developing automated tests using Java and Python-compatible approaches within financial and technical environments. I focus on translating system requirements into practical test strategies while collaborating with multidisciplinary teams.</w:t>
       </w:r>
     </w:p>
     <w:p>
@@ -288,7 +288,7 @@
           <w:b w:val="0"/>
           <w:sz w:val="18"/>
         </w:rPr>
-        <w:t>▸ Developed and maintained automated test frameworks utilizing Python and Java to validate software reliability and system workflows.</w:t>
+        <w:t>▸ Developed and maintained automated test frameworks utilizing Java and Selenium to validate complex workflows.</w:t>
       </w:r>
     </w:p>
     <w:p>
@@ -301,7 +301,7 @@
           <w:b w:val="0"/>
           <w:sz w:val="18"/>
         </w:rPr>
-        <w:t>▸ Created and executed test plans by translating software requirements into structured test strategies.</w:t>
+        <w:t>▸ Built automated CI/CD pipelines using Jenkins, AWS, and Terraform to provision test environments and run regular regression builds.</w:t>
       </w:r>
     </w:p>
     <w:p>
@@ -314,7 +314,7 @@
           <w:b w:val="0"/>
           <w:sz w:val="18"/>
         </w:rPr>
-        <w:t>▸ Implemented CI/CD pipelines with Jenkins and AWS to run automated regression tests and maintain continuous delivery.</w:t>
+        <w:t>▸ Streamlined test generation and deployment scripts utilizing AI tools like Gemini Code Assist.</w:t>
       </w:r>
     </w:p>
     <w:p>
@@ -327,7 +327,7 @@
           <w:b w:val="0"/>
           <w:sz w:val="18"/>
         </w:rPr>
-        <w:t>▸ Streamlined test generation scripts and workflows using AI tools like Gemini Code Assist.</w:t>
+        <w:t>▸ Analyzed test results, tracked defects, and collaborated with crossfunctional teams to improve software quality.</w:t>
       </w:r>
     </w:p>
     <w:p>

--- a/Tailored_CVs/Shinoy_Looper_Engineering_Software_Test_Engineer.docx
+++ b/Tailored_CVs/Shinoy_Looper_Engineering_Software_Test_Engineer.docx
@@ -70,7 +70,7 @@
           <w:b w:val="0"/>
           <w:sz w:val="19"/>
         </w:rPr>
-        <w:t>I am a QA Automation Engineer with over 8 years of experience building scalable test frameworks and CI/CD pipelines. My background includes developing automated tests using Java and Python-compatible approaches within financial and technical environments. I focus on translating system requirements into practical test strategies while collaborating with multidisciplinary teams.</w:t>
+        <w:t>I am a QA Automation Engineer with over 8 years of experience building scalable test frameworks and CI/CD pipelines. My background includes developing automated test scripts using Python and Java, along with validating complex software systems. I currently hold a valid EU residence permit and am based in the Netherlands.</w:t>
       </w:r>
     </w:p>
     <w:p>
@@ -288,7 +288,7 @@
           <w:b w:val="0"/>
           <w:sz w:val="18"/>
         </w:rPr>
-        <w:t>▸ Developed and maintained automated test frameworks utilizing Java and Selenium to validate complex workflows.</w:t>
+        <w:t>▸ Developed and maintained automated test frameworks utilizing Python, Java, and Selenium to ensure software reliability across different environments.</w:t>
       </w:r>
     </w:p>
     <w:p>
@@ -301,7 +301,7 @@
           <w:b w:val="0"/>
           <w:sz w:val="18"/>
         </w:rPr>
-        <w:t>▸ Built automated CI/CD pipelines using Jenkins, AWS, and Terraform to provision test environments and run regular regression builds.</w:t>
+        <w:t>▸ Built and managed CI/CD pipelines using Jenkins, AWS, and Terraform to run regular regression tests and support continuous delivery.</w:t>
       </w:r>
     </w:p>
     <w:p>
@@ -314,7 +314,7 @@
           <w:b w:val="0"/>
           <w:sz w:val="18"/>
         </w:rPr>
-        <w:t>▸ Streamlined test generation and deployment scripts utilizing AI tools like Gemini Code Assist.</w:t>
+        <w:t>▸ Translated system requirements into clear test plans and structured test cases to validate software functionality.</w:t>
       </w:r>
     </w:p>
     <w:p>
@@ -327,7 +327,7 @@
           <w:b w:val="0"/>
           <w:sz w:val="18"/>
         </w:rPr>
-        <w:t>▸ Analyzed test results, tracked defects, and collaborated with crossfunctional teams to improve software quality.</w:t>
+        <w:t>▸ Streamlined test script generation and deployment tasks using Gemini Code Assist to speed up the testing workflow.</w:t>
       </w:r>
     </w:p>
     <w:p>

--- a/Tailored_CVs/Shinoy_Looper_Engineering_Software_Test_Engineer.docx
+++ b/Tailored_CVs/Shinoy_Looper_Engineering_Software_Test_Engineer.docx
@@ -70,7 +70,7 @@
           <w:b w:val="0"/>
           <w:sz w:val="19"/>
         </w:rPr>
-        <w:t>I am a QA Automation Engineer with over 8 years of experience building scalable test frameworks and CI/CD pipelines. My background includes developing automated test scripts using Python and Java, along with validating complex software systems. I currently hold a valid EU residence permit and am based in the Netherlands.</w:t>
+        <w:t>I am a QA automation engineer with over eight years of experience building test frameworks using Python, Java, and Selenium. My background includes setting up CI/CD pipelines and working in tech environments where software and hardware meet. I hold a valid EU residence permit and am based in Amstelveen.</w:t>
       </w:r>
     </w:p>
     <w:p>
@@ -288,7 +288,7 @@
           <w:b w:val="0"/>
           <w:sz w:val="18"/>
         </w:rPr>
-        <w:t>▸ Developed and maintained automated test frameworks utilizing Python, Java, and Selenium to ensure software reliability across different environments.</w:t>
+        <w:t>▸ Developed and maintained automated test frameworks utilizing Python, Java, and Selenium within various technical environments.</w:t>
       </w:r>
     </w:p>
     <w:p>
@@ -301,7 +301,7 @@
           <w:b w:val="0"/>
           <w:sz w:val="18"/>
         </w:rPr>
-        <w:t>▸ Built and managed CI/CD pipelines using Jenkins, AWS, and Terraform to run regular regression tests and support continuous delivery.</w:t>
+        <w:t>▸ Integrated automated test builds into CI/CD pipelines using Jenkins and AWS to support continuous delivery.</w:t>
       </w:r>
     </w:p>
     <w:p>
@@ -314,7 +314,7 @@
           <w:b w:val="0"/>
           <w:sz w:val="18"/>
         </w:rPr>
-        <w:t>▸ Translated system requirements into clear test plans and structured test cases to validate software functionality.</w:t>
+        <w:t>▸ Translated system requirements into test plans and executed validation workflows to ensure software reliability.</w:t>
       </w:r>
     </w:p>
     <w:p>
@@ -327,7 +327,7 @@
           <w:b w:val="0"/>
           <w:sz w:val="18"/>
         </w:rPr>
-        <w:t>▸ Streamlined test script generation and deployment tasks using Gemini Code Assist to speed up the testing workflow.</w:t>
+        <w:t>▸ Streamlined test generation scripts by utilizing AI tools like Gemini Code Assist to improve deployment efficiency.</w:t>
       </w:r>
     </w:p>
     <w:p>

--- a/Tailored_CVs/Shinoy_Looper_Engineering_Software_Test_Engineer.docx
+++ b/Tailored_CVs/Shinoy_Looper_Engineering_Software_Test_Engineer.docx
@@ -70,7 +70,7 @@
           <w:b w:val="0"/>
           <w:sz w:val="19"/>
         </w:rPr>
-        <w:t>I am a QA automation engineer with over eight years of experience building test frameworks using Python, Java, and Selenium. My background includes setting up CI/CD pipelines and working in tech environments where software and hardware meet. I hold a valid EU residence permit and am based in Amstelveen.</w:t>
+        <w:t>I am a QA Automation Engineer with over 8 years of experience building test frameworks and CI/CD pipelines. My background includes working with Python, Java, and automated testing tools in financial and technical environments. I focus on translating system requirements into practical test strategies to ensure reliable software delivery.</w:t>
       </w:r>
     </w:p>
     <w:p>
@@ -288,7 +288,7 @@
           <w:b w:val="0"/>
           <w:sz w:val="18"/>
         </w:rPr>
-        <w:t>▸ Developed and maintained automated test frameworks utilizing Python, Java, and Selenium within various technical environments.</w:t>
+        <w:t>▸ Developed and maintained automated test frameworks using Java, Python, and TypeScript WDIO for complex software workflows.</w:t>
       </w:r>
     </w:p>
     <w:p>
@@ -301,7 +301,7 @@
           <w:b w:val="0"/>
           <w:sz w:val="18"/>
         </w:rPr>
-        <w:t>▸ Integrated automated test builds into CI/CD pipelines using Jenkins and AWS to support continuous delivery.</w:t>
+        <w:t>▸ Created CI/CD pipelines with Jenkins, AWS, and Docker to run scheduled regression tests and support continuous delivery.</w:t>
       </w:r>
     </w:p>
     <w:p>
@@ -314,7 +314,7 @@
           <w:b w:val="0"/>
           <w:sz w:val="18"/>
         </w:rPr>
-        <w:t>▸ Translated system requirements into test plans and executed validation workflows to ensure software reliability.</w:t>
+        <w:t>▸ Analyzed system requirements to design test plans and execute backend validation using Oracle SQL.</w:t>
       </w:r>
     </w:p>
     <w:p>
@@ -327,7 +327,7 @@
           <w:b w:val="0"/>
           <w:sz w:val="18"/>
         </w:rPr>
-        <w:t>▸ Streamlined test generation scripts by utilizing AI tools like Gemini Code Assist to improve deployment efficiency.</w:t>
+        <w:t>▸ Streamlined test generation and deployment scripts using Gemini Code Assist to improve team efficiency.</w:t>
       </w:r>
     </w:p>
     <w:p>

--- a/Tailored_CVs/Shinoy_Looper_Engineering_Software_Test_Engineer.docx
+++ b/Tailored_CVs/Shinoy_Looper_Engineering_Software_Test_Engineer.docx
@@ -70,7 +70,7 @@
           <w:b w:val="0"/>
           <w:sz w:val="19"/>
         </w:rPr>
-        <w:t>I am a QA Automation Engineer with over 8 years of experience building test frameworks and CI/CD pipelines. My background includes working with Python, Java, and automated testing tools in financial and technical environments. I focus on translating system requirements into practical test strategies to ensure reliable software delivery.</w:t>
+        <w:t>I am a QA Automation Engineer with over 8 years of experience building test frameworks and CI/CD pipelines. My background includes developing automated test scripts using Python and Java within structured engineering environments. I currently hold a valid EU residence permit in the Netherlands and focus on practical testing solutions.</w:t>
       </w:r>
     </w:p>
     <w:p>
@@ -288,7 +288,7 @@
           <w:b w:val="0"/>
           <w:sz w:val="18"/>
         </w:rPr>
-        <w:t>▸ Developed and maintained automated test frameworks using Java, Python, and TypeScript WDIO for complex software workflows.</w:t>
+        <w:t>▸ Developed and maintained automated test frameworks to validate software functionality and ensure stable release cycles.</w:t>
       </w:r>
     </w:p>
     <w:p>
@@ -301,7 +301,7 @@
           <w:b w:val="0"/>
           <w:sz w:val="18"/>
         </w:rPr>
-        <w:t>▸ Created CI/CD pipelines with Jenkins, AWS, and Docker to run scheduled regression tests and support continuous delivery.</w:t>
+        <w:t>▸ Created test scripts and structured test plans based on technical requirements provided by project teams.</w:t>
       </w:r>
     </w:p>
     <w:p>
@@ -314,7 +314,7 @@
           <w:b w:val="0"/>
           <w:sz w:val="18"/>
         </w:rPr>
-        <w:t>▸ Analyzed system requirements to design test plans and execute backend validation using Oracle SQL.</w:t>
+        <w:t>▸ Analyzed test results, tracked issues using JIRA, and worked with developers to resolve software defects.</w:t>
       </w:r>
     </w:p>
     <w:p>
@@ -327,7 +327,7 @@
           <w:b w:val="0"/>
           <w:sz w:val="18"/>
         </w:rPr>
-        <w:t>▸ Streamlined test generation and deployment scripts using Gemini Code Assist to improve team efficiency.</w:t>
+        <w:t>▸ Streamlined test generation and deployment scripts utilizing AI tools like Gemini Code Assist.</w:t>
       </w:r>
     </w:p>
     <w:p>

--- a/Tailored_CVs/Shinoy_Looper_Engineering_Software_Test_Engineer.docx
+++ b/Tailored_CVs/Shinoy_Looper_Engineering_Software_Test_Engineer.docx
@@ -70,7 +70,7 @@
           <w:b w:val="0"/>
           <w:sz w:val="19"/>
         </w:rPr>
-        <w:t>I am a QA Automation Engineer with over 8 years of experience building test frameworks and CI/CD pipelines. My background includes developing automated test scripts using Python and Java within structured engineering environments. I currently hold a valid EU residence permit in the Netherlands and focus on practical testing solutions.</w:t>
+        <w:t>I am a QA automation engineer with experience building scalable test frameworks using Python and Java. I have set up CI/CD pipelines and worked with various testing tools to validate software quality. Currently based in the Netherlands with a valid EU residence permit, I enjoy collaborating with development teams to ensure reliable releases.</w:t>
       </w:r>
     </w:p>
     <w:p>
@@ -288,7 +288,7 @@
           <w:b w:val="0"/>
           <w:sz w:val="18"/>
         </w:rPr>
-        <w:t>▸ Developed and maintained automated test frameworks to validate software functionality and ensure stable release cycles.</w:t>
+        <w:t>▸ Developed and maintained automated test frameworks within software environments to improve release reliability.</w:t>
       </w:r>
     </w:p>
     <w:p>
@@ -301,7 +301,7 @@
           <w:b w:val="0"/>
           <w:sz w:val="18"/>
         </w:rPr>
-        <w:t>▸ Created test scripts and structured test plans based on technical requirements provided by project teams.</w:t>
+        <w:t>▸ Translated software requirements into practical test plans and structured testing strategies.</w:t>
       </w:r>
     </w:p>
     <w:p>
@@ -314,7 +314,7 @@
           <w:b w:val="0"/>
           <w:sz w:val="18"/>
         </w:rPr>
-        <w:t>▸ Analyzed test results, tracked issues using JIRA, and worked with developers to resolve software defects.</w:t>
+        <w:t>▸ Analyzed test results, handled defect tracking, and worked with teams on debugging software issues.</w:t>
       </w:r>
     </w:p>
     <w:p>
@@ -327,7 +327,7 @@
           <w:b w:val="0"/>
           <w:sz w:val="18"/>
         </w:rPr>
-        <w:t>▸ Streamlined test generation and deployment scripts utilizing AI tools like Gemini Code Assist.</w:t>
+        <w:t>▸ Streamlined test generation scripts and workflows using AI tools like Gemini Code Assist.</w:t>
       </w:r>
     </w:p>
     <w:p>

--- a/Tailored_CVs/Shinoy_Looper_Engineering_Software_Test_Engineer.docx
+++ b/Tailored_CVs/Shinoy_Looper_Engineering_Software_Test_Engineer.docx
@@ -70,7 +70,7 @@
           <w:b w:val="0"/>
           <w:sz w:val="19"/>
         </w:rPr>
-        <w:t>I am a QA automation engineer with experience building scalable test frameworks using Python and Java. I have set up CI/CD pipelines and worked with various testing tools to validate software quality. Currently based in the Netherlands with a valid EU residence permit, I enjoy collaborating with development teams to ensure reliable releases.</w:t>
+        <w:t>I am a QA Automation Engineer with over 8 years of experience building scalable test frameworks and CI/CD pipelines. My background includes developing automated tests using Java and Python-compatible environments, along with validating complex software systems. I currently hold a valid EU residence permit and live in Amstelveen.</w:t>
       </w:r>
     </w:p>
     <w:p>
@@ -288,7 +288,7 @@
           <w:b w:val="0"/>
           <w:sz w:val="18"/>
         </w:rPr>
-        <w:t>▸ Developed and maintained automated test frameworks within software environments to improve release reliability.</w:t>
+        <w:t>▸ Developed and maintained automated test frameworks using Java and Pythoncompatible environments to validate software releases.</w:t>
       </w:r>
     </w:p>
     <w:p>
@@ -301,7 +301,7 @@
           <w:b w:val="0"/>
           <w:sz w:val="18"/>
         </w:rPr>
-        <w:t>▸ Translated software requirements into practical test plans and structured testing strategies.</w:t>
+        <w:t>▸ Translated software requirements into structured test plans and executed automated test scripts within CI/CD pipelines using Jenkins.</w:t>
       </w:r>
     </w:p>
     <w:p>
@@ -314,7 +314,7 @@
           <w:b w:val="0"/>
           <w:sz w:val="18"/>
         </w:rPr>
-        <w:t>▸ Analyzed test results, handled defect tracking, and worked with teams on debugging software issues.</w:t>
+        <w:t>▸ Analyzed test results, debugged software issues, and tracked defects to improve overall release stability.</w:t>
       </w:r>
     </w:p>
     <w:p>
@@ -327,7 +327,7 @@
           <w:b w:val="0"/>
           <w:sz w:val="18"/>
         </w:rPr>
-        <w:t>▸ Streamlined test generation scripts and workflows using AI tools like Gemini Code Assist.</w:t>
+        <w:t>▸ Collaborated with crossfunctional teams to review test approaches and ensure quality standards were met across deployments.</w:t>
       </w:r>
     </w:p>
     <w:p>
